--- a/health-plan-docx-generator/word_templates/領據_健管費_template.docx
+++ b/health-plan-docx-generator/word_templates/領據_健管費_template.docx
@@ -422,7 +422,7 @@
                 <w:rFonts w:ascii="標楷體" w:eastAsia="標楷體" w:hAnsi="標楷體"/>
                 <w:sz w:val="32"/>
               </w:rPr>
-              <w:t>13</w:t>
+              <w:t xml:space="preserve"/>
             </w:r>
           </w:p>
         </w:tc>
@@ -444,7 +444,7 @@
                 <w:rFonts w:ascii="標楷體" w:eastAsia="標楷體" w:hAnsi="標楷體"/>
                 <w:sz w:val="32"/>
               </w:rPr>
-              <w:t>52</w:t>
+              <w:t xml:space="preserve"/>
             </w:r>
           </w:p>
         </w:tc>
@@ -466,7 +466,7 @@
                 <w:rFonts w:ascii="標楷體" w:eastAsia="標楷體" w:hAnsi="標楷體"/>
                 <w:sz w:val="32"/>
               </w:rPr>
-              <w:t>是</w:t>
+              <w:t xml:space="preserve"/>
             </w:r>
           </w:p>
         </w:tc>

--- a/health-plan-docx-generator/word_templates/領據_健管費_template.docx
+++ b/health-plan-docx-generator/word_templates/領據_健管費_template.docx
@@ -400,7 +400,21 @@
                 <w:rFonts w:ascii="標楷體" w:eastAsia="標楷體" w:hAnsi="標楷體"/>
                 <w:sz w:val="32"/>
               </w:rPr>
-              <w:t>運動、營養、社會、情緒調適處方</w:t>
+              <w:t>運動、營養</w:t>
+            </w:r>
+            <w:r>
+              <w:rPr>
+                <w:rFonts w:ascii="標楷體" w:eastAsia="標楷體" w:hAnsi="標楷體"/>
+                <w:sz w:val="32"/>
+              </w:rPr>
+              <w:t>、情緒調適</w:t>
+            </w:r>
+            <w:r>
+              <w:rPr>
+                <w:rFonts w:ascii="標楷體" w:eastAsia="標楷體" w:hAnsi="標楷體"/>
+                <w:sz w:val="32"/>
+              </w:rPr>
+              <w:t>、社會處方</w:t>
             </w:r>
           </w:p>
         </w:tc>
@@ -417,13 +431,6 @@
                 <w:rFonts w:ascii="標楷體" w:eastAsia="標楷體" w:hAnsi="標楷體"/>
               </w:rPr>
             </w:pPr>
-            <w:r>
-              <w:rPr>
-                <w:rFonts w:ascii="標楷體" w:eastAsia="標楷體" w:hAnsi="標楷體"/>
-                <w:sz w:val="32"/>
-              </w:rPr>
-              <w:t xml:space="preserve"/>
-            </w:r>
           </w:p>
         </w:tc>
         <w:tc>
@@ -439,13 +446,6 @@
                 <w:rFonts w:ascii="標楷體" w:eastAsia="標楷體" w:hAnsi="標楷體"/>
               </w:rPr>
             </w:pPr>
-            <w:r>
-              <w:rPr>
-                <w:rFonts w:ascii="標楷體" w:eastAsia="標楷體" w:hAnsi="標楷體"/>
-                <w:sz w:val="32"/>
-              </w:rPr>
-              <w:t xml:space="preserve"/>
-            </w:r>
           </w:p>
         </w:tc>
         <w:tc>
@@ -461,13 +461,6 @@
                 <w:rFonts w:ascii="標楷體" w:eastAsia="標楷體" w:hAnsi="標楷體"/>
               </w:rPr>
             </w:pPr>
-            <w:r>
-              <w:rPr>
-                <w:rFonts w:ascii="標楷體" w:eastAsia="標楷體" w:hAnsi="標楷體"/>
-                <w:sz w:val="32"/>
-              </w:rPr>
-              <w:t xml:space="preserve"/>
-            </w:r>
           </w:p>
         </w:tc>
       </w:tr>
@@ -568,25 +561,23 @@
           <w:sz w:val="40"/>
           <w:szCs w:val="40"/>
         </w:rPr>
-        <w:t>運動、營養、社會、情緒調適</w:t>
-      </w:r>
-      <w:proofErr w:type="gramStart"/>
+        <w:t>運動、營養</w:t>
+      </w:r>
       <w:r>
         <w:rPr>
           <w:rFonts w:ascii="標楷體" w:eastAsia="標楷體"/>
           <w:sz w:val="40"/>
           <w:szCs w:val="40"/>
         </w:rPr>
-        <w:t>處方處方</w:t>
-      </w:r>
-      <w:proofErr w:type="gramEnd"/>
+        <w:t>、情緒調適</w:t>
+      </w:r>
       <w:r>
         <w:rPr>
           <w:rFonts w:ascii="標楷體" w:eastAsia="標楷體"/>
           <w:sz w:val="40"/>
           <w:szCs w:val="40"/>
         </w:rPr>
-        <w:t>費。</w:t>
+        <w:t>、社會處方處方費。</w:t>
       </w:r>
     </w:p>
     <w:p>
